--- a/outputs/academic_solved/docx/WA-ANNOUNCE-001.docx
+++ b/outputs/academic_solved/docx/WA-ANNOUNCE-001.docx
@@ -194,7 +194,15 @@
         <w:br/>
         <w:t>Prepared for Class Representative by RAM CHARAN VANGA (RA2511027010164).</w:t>
         <w:br/>
-        <w:t>Comprehensive answers documented.</w:t>
+        <w:t>Detailed answers documented.</w:t>
+        <w:br/>
+        <w:br/>
+        <w:t>---</w:t>
+        <w:br/>
+        <w:t>Submitted by: RAM CHARAN VANGA (RA2511027010164)</w:t>
+        <w:br/>
+        <w:t>Department of Computer Science &amp; Engineering (Big Data Analytics)</w:t>
+        <w:br/>
       </w:r>
     </w:p>
     <w:sectPr>
